--- a/RAC/12장/12장_실습문제.docx
+++ b/RAC/12장/12장_실습문제.docx
@@ -636,7 +636,21 @@
           <w:rFonts w:ascii="맑은 고딕" w:hAnsi="맑은 고딕" w:eastAsia="맑은 고딕"/>
           <w:sz w:val="21"/>
         </w:rPr>
-        <w:t>[하-12] 실습 랩의 SPFILE 에서 SID 가 `*` 인 항목의 개수는?</w:t>
+        <w:t xml:space="preserve">[하-12] 실습 랩의 SPFILE 에서 SID 가 </w:t>
+      </w:r>
+      <w:r>
+        <w:rPr>
+          <w:rFonts w:ascii="Consolas" w:hAnsi="Consolas" w:eastAsia="Consolas" w:cs="Consolas"/>
+          <w:sz w:val="20"/>
+        </w:rPr>
+        <w:t xml:space="preserve">*</w:t>
+      </w:r>
+      <w:r>
+        <w:rPr>
+          <w:rFonts w:ascii="맑은 고딕" w:hAnsi="맑은 고딕" w:eastAsia="맑은 고딕"/>
+          <w:sz w:val="21"/>
+        </w:rPr>
+        <w:t xml:space="preserve"> 인 항목의 개수는?</w:t>
       </w:r>
     </w:p>
     <w:p>
@@ -798,7 +812,21 @@
           <w:rFonts w:ascii="맑은 고딕" w:hAnsi="맑은 고딕" w:eastAsia="맑은 고딕"/>
           <w:sz w:val="21"/>
         </w:rPr>
-        <w:t>[하-15] SPFILE 항목의 SID 가 `*` 라는 것은?</w:t>
+        <w:t xml:space="preserve">[하-15] SPFILE 항목의 SID 가 </w:t>
+      </w:r>
+      <w:r>
+        <w:rPr>
+          <w:rFonts w:ascii="Consolas" w:hAnsi="Consolas" w:eastAsia="Consolas" w:cs="Consolas"/>
+          <w:sz w:val="20"/>
+        </w:rPr>
+        <w:t xml:space="preserve">*</w:t>
+      </w:r>
+      <w:r>
+        <w:rPr>
+          <w:rFonts w:ascii="맑은 고딕" w:hAnsi="맑은 고딕" w:eastAsia="맑은 고딕"/>
+          <w:sz w:val="21"/>
+        </w:rPr>
+        <w:t xml:space="preserve"> 라는 것은?</w:t>
       </w:r>
     </w:p>
     <w:p>
@@ -1958,7 +1986,21 @@
           <w:rFonts w:ascii="맑은 고딕" w:hAnsi="맑은 고딕" w:eastAsia="맑은 고딕"/>
           <w:sz w:val="21"/>
         </w:rPr>
-        <w:t>② 항목 자체를 지워 상위 `*` 값이 다시 적용되게 한다</w:t>
+        <w:t xml:space="preserve">② 항목 자체를 지워 상위 </w:t>
+      </w:r>
+      <w:r>
+        <w:rPr>
+          <w:rFonts w:ascii="Consolas" w:hAnsi="Consolas" w:eastAsia="Consolas" w:cs="Consolas"/>
+          <w:sz w:val="20"/>
+        </w:rPr>
+        <w:t xml:space="preserve">*</w:t>
+      </w:r>
+      <w:r>
+        <w:rPr>
+          <w:rFonts w:ascii="맑은 고딕" w:hAnsi="맑은 고딕" w:eastAsia="맑은 고딕"/>
+          <w:sz w:val="21"/>
+        </w:rPr>
+        <w:t xml:space="preserve"> 값이 다시 적용되게 한다</w:t>
       </w:r>
     </w:p>
     <w:p>
@@ -2012,7 +2054,21 @@
           <w:rFonts w:ascii="맑은 고딕" w:hAnsi="맑은 고딕" w:eastAsia="맑은 고딕"/>
           <w:sz w:val="21"/>
         </w:rPr>
-        <w:t>② 인스턴스별 항목이 남아 이후 `*` 변경이 그 인스턴스에 반영되지 않는다</w:t>
+        <w:t xml:space="preserve">② 인스턴스별 항목이 남아 이후 </w:t>
+      </w:r>
+      <w:r>
+        <w:rPr>
+          <w:rFonts w:ascii="Consolas" w:hAnsi="Consolas" w:eastAsia="Consolas" w:cs="Consolas"/>
+          <w:sz w:val="20"/>
+        </w:rPr>
+        <w:t xml:space="preserve">*</w:t>
+      </w:r>
+      <w:r>
+        <w:rPr>
+          <w:rFonts w:ascii="맑은 고딕" w:hAnsi="맑은 고딕" w:eastAsia="맑은 고딕"/>
+          <w:sz w:val="21"/>
+        </w:rPr>
+        <w:t xml:space="preserve"> 변경이 그 인스턴스에 반영되지 않는다</w:t>
       </w:r>
     </w:p>
     <w:p>
